--- a/Project architecture.docx
+++ b/Project architecture.docx
@@ -40,7 +40,21 @@
               <w:rPr>
                 <w:lang w:val="en-US"/>
               </w:rPr>
-              <w:t>.env file</w:t>
+              <w:t>.</w:t>
+            </w:r>
+            <w:proofErr w:type="spellStart"/>
+            <w:r>
+              <w:rPr>
+                <w:lang w:val="en-US"/>
+              </w:rPr>
+              <w:t>env</w:t>
+            </w:r>
+            <w:proofErr w:type="spellEnd"/>
+            <w:r>
+              <w:rPr>
+                <w:lang w:val="en-US"/>
+              </w:rPr>
+              <w:t xml:space="preserve"> file</w:t>
             </w:r>
           </w:p>
         </w:tc>
@@ -58,14 +72,30 @@
               <w:rPr>
                 <w:lang w:val="en-US"/>
               </w:rPr>
-              <w:t>Contains Azure storage connection string, Azure storage container name, MngoDb           connection,</w:t>
+              <w:t xml:space="preserve">Contains Azure storage connection string, Azure storage container name, </w:t>
             </w:r>
+            <w:proofErr w:type="spellStart"/>
             <w:r>
               <w:rPr>
                 <w:lang w:val="en-US"/>
               </w:rPr>
-              <w:t xml:space="preserve"> etc</w:t>
+              <w:t>MngoDb</w:t>
             </w:r>
+            <w:proofErr w:type="spellEnd"/>
+            <w:r>
+              <w:rPr>
+                <w:lang w:val="en-US"/>
+              </w:rPr>
+              <w:t xml:space="preserve">           connection, </w:t>
+            </w:r>
+            <w:proofErr w:type="spellStart"/>
+            <w:r>
+              <w:rPr>
+                <w:lang w:val="en-US"/>
+              </w:rPr>
+              <w:t>etc</w:t>
+            </w:r>
+            <w:proofErr w:type="spellEnd"/>
           </w:p>
         </w:tc>
       </w:tr>
@@ -99,11 +129,13 @@
               </w:rPr>
             </w:pPr>
             <w:r>
-              <w:t>Read the environment variables</w:t>
+              <w:t>Read the environment variables from .</w:t>
             </w:r>
+            <w:proofErr w:type="spellStart"/>
             <w:r>
-              <w:t xml:space="preserve"> from .env</w:t>
+              <w:t>env</w:t>
             </w:r>
+            <w:proofErr w:type="spellEnd"/>
             <w:r>
               <w:t xml:space="preserve"> and expose them to the rest of the application.</w:t>
             </w:r>
@@ -167,10 +199,16 @@
           </w:p>
           <w:p>
             <w:r>
-              <w:t>(generates UUID, uploadFiles)</w:t>
+              <w:t xml:space="preserve">(generates UUID, </w:t>
             </w:r>
-            <w:bookmarkStart w:id="0" w:name="_GoBack"/>
-            <w:bookmarkEnd w:id="0"/>
+            <w:proofErr w:type="spellStart"/>
+            <w:r>
+              <w:t>uploadFiles</w:t>
+            </w:r>
+            <w:proofErr w:type="spellEnd"/>
+            <w:r>
+              <w:t>)</w:t>
+            </w:r>
           </w:p>
         </w:tc>
       </w:tr>
@@ -250,6 +288,7 @@
           <w:lang w:eastAsia="en-IN"/>
         </w:rPr>
       </w:pPr>
+      <w:proofErr w:type="spellStart"/>
       <w:r>
         <w:rPr>
           <w:rFonts w:ascii="Courier New" w:eastAsia="Times New Roman" w:hAnsi="Courier New" w:cs="Courier New"/>
@@ -259,6 +298,7 @@
         </w:rPr>
         <w:t>travelaistorage</w:t>
       </w:r>
+      <w:proofErr w:type="spellEnd"/>
     </w:p>
     <w:p>
       <w:pPr>
@@ -367,6 +407,7 @@
         </w:rPr>
         <w:t xml:space="preserve">The </w:t>
       </w:r>
+      <w:proofErr w:type="spellStart"/>
       <w:r>
         <w:rPr>
           <w:rFonts w:ascii="Times New Roman" w:eastAsia="Times New Roman" w:hAnsi="Times New Roman" w:cs="Times New Roman"/>
@@ -378,6 +419,7 @@
         </w:rPr>
         <w:t>BlobServiceClient</w:t>
       </w:r>
+      <w:proofErr w:type="spellEnd"/>
       <w:r>
         <w:rPr>
           <w:rFonts w:ascii="Times New Roman" w:eastAsia="Times New Roman" w:hAnsi="Times New Roman" w:cs="Times New Roman"/>
@@ -420,6 +462,7 @@
           <w:lang w:eastAsia="en-IN"/>
         </w:rPr>
       </w:pPr>
+      <w:proofErr w:type="spellStart"/>
       <w:r>
         <w:rPr>
           <w:rFonts w:ascii="Consolas" w:eastAsia="Times New Roman" w:hAnsi="Consolas" w:cs="Times New Roman"/>
@@ -430,6 +473,7 @@
         </w:rPr>
         <w:t>blob_service_client</w:t>
       </w:r>
+      <w:proofErr w:type="spellEnd"/>
     </w:p>
     <w:p>
       <w:pPr>
@@ -447,6 +491,7 @@
         </w:rPr>
         <w:t xml:space="preserve">this is the </w:t>
       </w:r>
+      <w:proofErr w:type="spellStart"/>
       <w:r>
         <w:rPr>
           <w:rFonts w:ascii="Times New Roman" w:eastAsia="Times New Roman" w:hAnsi="Times New Roman" w:cs="Times New Roman"/>
@@ -458,6 +503,7 @@
         </w:rPr>
         <w:t>BlobServiceClient</w:t>
       </w:r>
+      <w:proofErr w:type="spellEnd"/>
       <w:r>
         <w:rPr>
           <w:rFonts w:ascii="Times New Roman" w:eastAsia="Times New Roman" w:hAnsi="Times New Roman" w:cs="Times New Roman"/>
@@ -487,6 +533,7 @@
       <w:r>
         <w:t xml:space="preserve">Why don't we create </w:t>
       </w:r>
+      <w:proofErr w:type="spellStart"/>
       <w:r>
         <w:rPr>
           <w:rStyle w:val="HTMLCode"/>
@@ -494,6 +541,7 @@
         </w:rPr>
         <w:t>ContainerClient</w:t>
       </w:r>
+      <w:proofErr w:type="spellEnd"/>
       <w:r>
         <w:t xml:space="preserve"> every time?</w:t>
       </w:r>
@@ -555,12 +603,14 @@
         </w:rPr>
         <w:t xml:space="preserve"> </w:t>
       </w:r>
+      <w:proofErr w:type="spellStart"/>
       <w:r>
         <w:rPr>
           <w:rStyle w:val="m"/>
         </w:rPr>
         <w:t>upload_documents</w:t>
       </w:r>
+      <w:proofErr w:type="spellEnd"/>
       <w:r>
         <w:rPr>
           <w:rStyle w:val="HTMLCode"/>
@@ -579,12 +629,14 @@
         </w:rPr>
         <w:t xml:space="preserve">    </w:t>
       </w:r>
+      <w:proofErr w:type="spellStart"/>
       <w:r>
         <w:rPr>
           <w:rStyle w:val="m"/>
         </w:rPr>
         <w:t>blob_service_client</w:t>
       </w:r>
+      <w:proofErr w:type="spellEnd"/>
       <w:r>
         <w:rPr>
           <w:rStyle w:val="HTMLCode"/>
@@ -616,12 +668,14 @@
         </w:rPr>
         <w:t xml:space="preserve">    </w:t>
       </w:r>
+      <w:proofErr w:type="spellStart"/>
       <w:r>
         <w:rPr>
           <w:rStyle w:val="m"/>
         </w:rPr>
         <w:t>container_client</w:t>
       </w:r>
+      <w:proofErr w:type="spellEnd"/>
       <w:r>
         <w:rPr>
           <w:rStyle w:val="HTMLCode"/>
@@ -702,8 +756,16 @@
         <w:rPr>
           <w:rStyle w:val="HTMLCode"/>
         </w:rPr>
-        <w:t>Create BlobServiceClient</w:t>
-      </w:r>
+        <w:t xml:space="preserve">Create </w:t>
+      </w:r>
+      <w:proofErr w:type="spellStart"/>
+      <w:r>
+        <w:rPr>
+          <w:rStyle w:val="HTMLCode"/>
+        </w:rPr>
+        <w:t>BlobServiceClient</w:t>
+      </w:r>
+      <w:proofErr w:type="spellEnd"/>
       <w:r>
         <w:br/>
       </w:r>
@@ -730,8 +792,16 @@
         <w:rPr>
           <w:rStyle w:val="HTMLCode"/>
         </w:rPr>
-        <w:t>Create ContainerClient</w:t>
-      </w:r>
+        <w:t xml:space="preserve">Create </w:t>
+      </w:r>
+      <w:proofErr w:type="spellStart"/>
+      <w:r>
+        <w:rPr>
+          <w:rStyle w:val="HTMLCode"/>
+        </w:rPr>
+        <w:t>ContainerClient</w:t>
+      </w:r>
+      <w:proofErr w:type="spellEnd"/>
       <w:r>
         <w:br/>
       </w:r>
@@ -831,12 +901,22 @@
           <w:lang w:val="en-US"/>
         </w:rPr>
       </w:pPr>
-      <w:r>
-        <w:rPr>
-          <w:lang w:val="en-US"/>
-        </w:rPr>
-        <w:t>.env</w:t>
-      </w:r>
+      <w:proofErr w:type="gramStart"/>
+      <w:r>
+        <w:rPr>
+          <w:lang w:val="en-US"/>
+        </w:rPr>
+        <w:t>.</w:t>
+      </w:r>
+      <w:proofErr w:type="spellStart"/>
+      <w:r>
+        <w:rPr>
+          <w:lang w:val="en-US"/>
+        </w:rPr>
+        <w:t>env</w:t>
+      </w:r>
+      <w:proofErr w:type="spellEnd"/>
+      <w:proofErr w:type="gramEnd"/>
     </w:p>
     <w:p>
       <w:pPr>
@@ -969,12 +1049,14 @@
           <w:lang w:val="en-US"/>
         </w:rPr>
       </w:pPr>
+      <w:proofErr w:type="spellStart"/>
       <w:r>
         <w:rPr>
           <w:lang w:val="en-US"/>
         </w:rPr>
         <w:t>ContainerClient</w:t>
       </w:r>
+      <w:proofErr w:type="spellEnd"/>
     </w:p>
     <w:p>
       <w:pPr>
@@ -1083,6 +1165,413 @@
           <w:lang w:val="en-US"/>
         </w:rPr>
       </w:pPr>
+    </w:p>
+    <w:p>
+      <w:pPr>
+        <w:pStyle w:val="Heading1"/>
+      </w:pPr>
+      <w:r>
+        <w:lastRenderedPageBreak/>
+        <w:t>High-Level Architecture</w:t>
+      </w:r>
+    </w:p>
+    <w:p>
+      <w:pPr>
+        <w:pStyle w:val="NormalWeb"/>
+      </w:pPr>
+      <w:r>
+        <w:t>Here's the complete flow:</w:t>
+      </w:r>
+    </w:p>
+    <w:p>
+      <w:pPr>
+        <w:rPr>
+          <w:lang w:val="en-US"/>
+        </w:rPr>
+      </w:pPr>
+      <w:r>
+        <w:rPr>
+          <w:noProof/>
+          <w:lang w:eastAsia="en-IN"/>
+        </w:rPr>
+        <w:drawing>
+          <wp:inline distT="0" distB="0" distL="0" distR="0" wp14:anchorId="7D1EA52B" wp14:editId="1D54B28E">
+            <wp:extent cx="2941983" cy="3747425"/>
+            <wp:effectExtent l="0" t="0" r="0" b="5715"/>
+            <wp:docPr id="3" name="Picture 3"/>
+            <wp:cNvGraphicFramePr>
+              <a:graphicFrameLocks xmlns:a="http://schemas.openxmlformats.org/drawingml/2006/main" noChangeAspect="1"/>
+            </wp:cNvGraphicFramePr>
+            <a:graphic xmlns:a="http://schemas.openxmlformats.org/drawingml/2006/main">
+              <a:graphicData uri="http://schemas.openxmlformats.org/drawingml/2006/picture">
+                <pic:pic xmlns:pic="http://schemas.openxmlformats.org/drawingml/2006/picture">
+                  <pic:nvPicPr>
+                    <pic:cNvPr id="1" name=""/>
+                    <pic:cNvPicPr/>
+                  </pic:nvPicPr>
+                  <pic:blipFill>
+                    <a:blip r:embed="rId6"/>
+                    <a:stretch>
+                      <a:fillRect/>
+                    </a:stretch>
+                  </pic:blipFill>
+                  <pic:spPr>
+                    <a:xfrm>
+                      <a:off x="0" y="0"/>
+                      <a:ext cx="2945240" cy="3751573"/>
+                    </a:xfrm>
+                    <a:prstGeom prst="rect">
+                      <a:avLst/>
+                    </a:prstGeom>
+                  </pic:spPr>
+                </pic:pic>
+              </a:graphicData>
+            </a:graphic>
+          </wp:inline>
+        </w:drawing>
+      </w:r>
+    </w:p>
+    <w:p>
+      <w:r>
+        <w:rPr>
+          <w:highlight w:val="yellow"/>
+        </w:rPr>
+        <w:t xml:space="preserve">"Where is </w:t>
+      </w:r>
+      <w:proofErr w:type="spellStart"/>
+      <w:r>
+        <w:rPr>
+          <w:highlight w:val="yellow"/>
+        </w:rPr>
+        <w:t>FastAPI</w:t>
+      </w:r>
+      <w:proofErr w:type="spellEnd"/>
+      <w:r>
+        <w:rPr>
+          <w:highlight w:val="yellow"/>
+        </w:rPr>
+        <w:t xml:space="preserve"> used in your project?"</w:t>
+      </w:r>
+    </w:p>
+    <w:p>
+      <w:r>
+        <w:t xml:space="preserve">We use </w:t>
+      </w:r>
+      <w:proofErr w:type="spellStart"/>
+      <w:r>
+        <w:t>FastAPI</w:t>
+      </w:r>
+      <w:proofErr w:type="spellEnd"/>
+      <w:r>
+        <w:t xml:space="preserve"> only as the web API framework. It exposes REST endpoints, handles request routing, validates form data, and manages file uploads using </w:t>
+      </w:r>
+      <w:proofErr w:type="spellStart"/>
+      <w:r>
+        <w:rPr>
+          <w:rStyle w:val="HTMLCode"/>
+          <w:rFonts w:eastAsiaTheme="minorHAnsi"/>
+        </w:rPr>
+        <w:t>UploadFile</w:t>
+      </w:r>
+      <w:proofErr w:type="spellEnd"/>
+      <w:r>
+        <w:t xml:space="preserve">. Once the request reaches the service layer, </w:t>
+      </w:r>
+      <w:proofErr w:type="spellStart"/>
+      <w:r>
+        <w:t>FastAPI's</w:t>
+      </w:r>
+      <w:proofErr w:type="spellEnd"/>
+      <w:r>
+        <w:t xml:space="preserve"> role is complete. The business services then call Azure Blob Storage, OCR, Azure </w:t>
+      </w:r>
+      <w:proofErr w:type="spellStart"/>
+      <w:r>
+        <w:t>OpenAI</w:t>
+      </w:r>
+      <w:proofErr w:type="spellEnd"/>
+      <w:r>
+        <w:t>, and perform validation and fraud analysis independently.</w:t>
+      </w:r>
+    </w:p>
+    <w:p>
+      <w:r>
+        <w:t>We can say that:</w:t>
+      </w:r>
+    </w:p>
+    <w:p>
+      <w:pPr>
+        <w:rPr>
+          <w:lang w:val="en-US"/>
+        </w:rPr>
+      </w:pPr>
+      <w:r>
+        <w:rPr>
+          <w:noProof/>
+          <w:lang w:eastAsia="en-IN"/>
+        </w:rPr>
+        <w:drawing>
+          <wp:inline distT="0" distB="0" distL="0" distR="0" wp14:anchorId="6201E856" wp14:editId="7100B952">
+            <wp:extent cx="5731510" cy="1300480"/>
+            <wp:effectExtent l="0" t="0" r="2540" b="0"/>
+            <wp:docPr id="4" name="Picture 4"/>
+            <wp:cNvGraphicFramePr>
+              <a:graphicFrameLocks xmlns:a="http://schemas.openxmlformats.org/drawingml/2006/main" noChangeAspect="1"/>
+            </wp:cNvGraphicFramePr>
+            <a:graphic xmlns:a="http://schemas.openxmlformats.org/drawingml/2006/main">
+              <a:graphicData uri="http://schemas.openxmlformats.org/drawingml/2006/picture">
+                <pic:pic xmlns:pic="http://schemas.openxmlformats.org/drawingml/2006/picture">
+                  <pic:nvPicPr>
+                    <pic:cNvPr id="1" name=""/>
+                    <pic:cNvPicPr/>
+                  </pic:nvPicPr>
+                  <pic:blipFill>
+                    <a:blip r:embed="rId7"/>
+                    <a:stretch>
+                      <a:fillRect/>
+                    </a:stretch>
+                  </pic:blipFill>
+                  <pic:spPr>
+                    <a:xfrm>
+                      <a:off x="0" y="0"/>
+                      <a:ext cx="5731510" cy="1300480"/>
+                    </a:xfrm>
+                    <a:prstGeom prst="rect">
+                      <a:avLst/>
+                    </a:prstGeom>
+                  </pic:spPr>
+                </pic:pic>
+              </a:graphicData>
+            </a:graphic>
+          </wp:inline>
+        </w:drawing>
+      </w:r>
+    </w:p>
+    <w:p>
+      <w:pPr>
+        <w:rPr>
+          <w:noProof/>
+          <w:lang w:eastAsia="en-IN"/>
+        </w:rPr>
+      </w:pPr>
+    </w:p>
+    <w:p>
+      <w:r>
+        <w:rPr>
+          <w:highlight w:val="yellow"/>
+        </w:rPr>
+        <w:t xml:space="preserve">So, </w:t>
+      </w:r>
+      <w:proofErr w:type="spellStart"/>
+      <w:r>
+        <w:rPr>
+          <w:highlight w:val="yellow"/>
+        </w:rPr>
+        <w:t>FastAPI</w:t>
+      </w:r>
+      <w:proofErr w:type="spellEnd"/>
+      <w:r>
+        <w:rPr>
+          <w:highlight w:val="yellow"/>
+        </w:rPr>
+        <w:t xml:space="preserve"> is a library build in Python which we use?</w:t>
+      </w:r>
+    </w:p>
+    <w:p>
+      <w:pPr>
+        <w:rPr>
+          <w:lang w:val="en-US"/>
+        </w:rPr>
+      </w:pPr>
+      <w:r>
+        <w:rPr>
+          <w:noProof/>
+          <w:lang w:eastAsia="en-IN"/>
+        </w:rPr>
+        <w:lastRenderedPageBreak/>
+        <w:drawing>
+          <wp:inline distT="0" distB="0" distL="0" distR="0" wp14:anchorId="24D3A9F5" wp14:editId="7237CA54">
+            <wp:extent cx="5731510" cy="3028950"/>
+            <wp:effectExtent l="0" t="0" r="2540" b="0"/>
+            <wp:docPr id="6" name="Picture 6"/>
+            <wp:cNvGraphicFramePr>
+              <a:graphicFrameLocks xmlns:a="http://schemas.openxmlformats.org/drawingml/2006/main" noChangeAspect="1"/>
+            </wp:cNvGraphicFramePr>
+            <a:graphic xmlns:a="http://schemas.openxmlformats.org/drawingml/2006/main">
+              <a:graphicData uri="http://schemas.openxmlformats.org/drawingml/2006/picture">
+                <pic:pic xmlns:pic="http://schemas.openxmlformats.org/drawingml/2006/picture">
+                  <pic:nvPicPr>
+                    <pic:cNvPr id="1" name=""/>
+                    <pic:cNvPicPr/>
+                  </pic:nvPicPr>
+                  <pic:blipFill>
+                    <a:blip r:embed="rId8"/>
+                    <a:stretch>
+                      <a:fillRect/>
+                    </a:stretch>
+                  </pic:blipFill>
+                  <pic:spPr>
+                    <a:xfrm>
+                      <a:off x="0" y="0"/>
+                      <a:ext cx="5731510" cy="3028950"/>
+                    </a:xfrm>
+                    <a:prstGeom prst="rect">
+                      <a:avLst/>
+                    </a:prstGeom>
+                  </pic:spPr>
+                </pic:pic>
+              </a:graphicData>
+            </a:graphic>
+          </wp:inline>
+        </w:drawing>
+      </w:r>
+    </w:p>
+    <w:p>
+      <w:pPr>
+        <w:rPr>
+          <w:lang w:val="en-US"/>
+        </w:rPr>
+      </w:pPr>
+      <w:r>
+        <w:rPr>
+          <w:noProof/>
+          <w:lang w:eastAsia="en-IN"/>
+        </w:rPr>
+        <w:drawing>
+          <wp:inline distT="0" distB="0" distL="0" distR="0" wp14:anchorId="10FFE6B7" wp14:editId="0BEFED1B">
+            <wp:extent cx="4436828" cy="4471559"/>
+            <wp:effectExtent l="0" t="0" r="1905" b="5715"/>
+            <wp:docPr id="7" name="Picture 7"/>
+            <wp:cNvGraphicFramePr>
+              <a:graphicFrameLocks xmlns:a="http://schemas.openxmlformats.org/drawingml/2006/main" noChangeAspect="1"/>
+            </wp:cNvGraphicFramePr>
+            <a:graphic xmlns:a="http://schemas.openxmlformats.org/drawingml/2006/main">
+              <a:graphicData uri="http://schemas.openxmlformats.org/drawingml/2006/picture">
+                <pic:pic xmlns:pic="http://schemas.openxmlformats.org/drawingml/2006/picture">
+                  <pic:nvPicPr>
+                    <pic:cNvPr id="1" name=""/>
+                    <pic:cNvPicPr/>
+                  </pic:nvPicPr>
+                  <pic:blipFill>
+                    <a:blip r:embed="rId9"/>
+                    <a:stretch>
+                      <a:fillRect/>
+                    </a:stretch>
+                  </pic:blipFill>
+                  <pic:spPr>
+                    <a:xfrm>
+                      <a:off x="0" y="0"/>
+                      <a:ext cx="4439744" cy="4474497"/>
+                    </a:xfrm>
+                    <a:prstGeom prst="rect">
+                      <a:avLst/>
+                    </a:prstGeom>
+                  </pic:spPr>
+                </pic:pic>
+              </a:graphicData>
+            </a:graphic>
+          </wp:inline>
+        </w:drawing>
+      </w:r>
+    </w:p>
+    <w:p>
+      <w:pPr>
+        <w:rPr>
+          <w:lang w:val="en-US"/>
+        </w:rPr>
+      </w:pPr>
+      <w:r>
+        <w:rPr>
+          <w:noProof/>
+          <w:lang w:eastAsia="en-IN"/>
+        </w:rPr>
+        <w:lastRenderedPageBreak/>
+        <w:drawing>
+          <wp:inline distT="0" distB="0" distL="0" distR="0" wp14:anchorId="54358724" wp14:editId="7898AA71">
+            <wp:extent cx="5731510" cy="3517900"/>
+            <wp:effectExtent l="0" t="0" r="2540" b="6350"/>
+            <wp:docPr id="8" name="Picture 8"/>
+            <wp:cNvGraphicFramePr>
+              <a:graphicFrameLocks xmlns:a="http://schemas.openxmlformats.org/drawingml/2006/main" noChangeAspect="1"/>
+            </wp:cNvGraphicFramePr>
+            <a:graphic xmlns:a="http://schemas.openxmlformats.org/drawingml/2006/main">
+              <a:graphicData uri="http://schemas.openxmlformats.org/drawingml/2006/picture">
+                <pic:pic xmlns:pic="http://schemas.openxmlformats.org/drawingml/2006/picture">
+                  <pic:nvPicPr>
+                    <pic:cNvPr id="1" name=""/>
+                    <pic:cNvPicPr/>
+                  </pic:nvPicPr>
+                  <pic:blipFill>
+                    <a:blip r:embed="rId10"/>
+                    <a:stretch>
+                      <a:fillRect/>
+                    </a:stretch>
+                  </pic:blipFill>
+                  <pic:spPr>
+                    <a:xfrm>
+                      <a:off x="0" y="0"/>
+                      <a:ext cx="5731510" cy="3517900"/>
+                    </a:xfrm>
+                    <a:prstGeom prst="rect">
+                      <a:avLst/>
+                    </a:prstGeom>
+                  </pic:spPr>
+                </pic:pic>
+              </a:graphicData>
+            </a:graphic>
+          </wp:inline>
+        </w:drawing>
+      </w:r>
+    </w:p>
+    <w:p>
+      <w:pPr>
+        <w:rPr>
+          <w:lang w:val="en-US"/>
+        </w:rPr>
+      </w:pPr>
+      <w:r>
+        <w:rPr>
+          <w:noProof/>
+          <w:lang w:eastAsia="en-IN"/>
+        </w:rPr>
+        <w:drawing>
+          <wp:inline distT="0" distB="0" distL="0" distR="0" wp14:anchorId="63DEF917" wp14:editId="021DC698">
+            <wp:extent cx="5731510" cy="1465580"/>
+            <wp:effectExtent l="0" t="0" r="2540" b="1270"/>
+            <wp:docPr id="9" name="Picture 9"/>
+            <wp:cNvGraphicFramePr>
+              <a:graphicFrameLocks xmlns:a="http://schemas.openxmlformats.org/drawingml/2006/main" noChangeAspect="1"/>
+            </wp:cNvGraphicFramePr>
+            <a:graphic xmlns:a="http://schemas.openxmlformats.org/drawingml/2006/main">
+              <a:graphicData uri="http://schemas.openxmlformats.org/drawingml/2006/picture">
+                <pic:pic xmlns:pic="http://schemas.openxmlformats.org/drawingml/2006/picture">
+                  <pic:nvPicPr>
+                    <pic:cNvPr id="1" name=""/>
+                    <pic:cNvPicPr/>
+                  </pic:nvPicPr>
+                  <pic:blipFill>
+                    <a:blip r:embed="rId11"/>
+                    <a:stretch>
+                      <a:fillRect/>
+                    </a:stretch>
+                  </pic:blipFill>
+                  <pic:spPr>
+                    <a:xfrm>
+                      <a:off x="0" y="0"/>
+                      <a:ext cx="5731510" cy="1465580"/>
+                    </a:xfrm>
+                    <a:prstGeom prst="rect">
+                      <a:avLst/>
+                    </a:prstGeom>
+                  </pic:spPr>
+                </pic:pic>
+              </a:graphicData>
+            </a:graphic>
+          </wp:inline>
+        </w:drawing>
+      </w:r>
+      <w:bookmarkStart w:id="0" w:name="_GoBack"/>
+      <w:bookmarkEnd w:id="0"/>
     </w:p>
     <w:sectPr>
       <w:pgSz w:w="11906" w:h="16838"/>
